--- a/klagomål/A 47274-2024 FSC-klagomål.docx
+++ b/klagomål/A 47274-2024 FSC-klagomål.docx
@@ -1184,7 +1184,7 @@
     <w:r>
       <w:tab/>
       <w:tab/>
-      <w:t>2026-09-14</w:t>
+      <w:t>2026-09-15</w:t>
       <w:br/>
       <w:br/>
     </w:r>

--- a/klagomål/A 47274-2024 FSC-klagomål.docx
+++ b/klagomål/A 47274-2024 FSC-klagomål.docx
@@ -1184,7 +1184,7 @@
     <w:r>
       <w:tab/>
       <w:tab/>
-      <w:t>2026-09-15</w:t>
+      <w:t>2026-09-16</w:t>
       <w:br/>
       <w:br/>
     </w:r>

--- a/klagomål/A 47274-2024 FSC-klagomål.docx
+++ b/klagomål/A 47274-2024 FSC-klagomål.docx
@@ -1184,7 +1184,7 @@
     <w:r>
       <w:tab/>
       <w:tab/>
-      <w:t>2026-09-16</w:t>
+      <w:t>2026-09-17</w:t>
       <w:br/>
       <w:br/>
     </w:r>

--- a/klagomål/A 47274-2024 FSC-klagomål.docx
+++ b/klagomål/A 47274-2024 FSC-klagomål.docx
@@ -1184,7 +1184,7 @@
     <w:r>
       <w:tab/>
       <w:tab/>
-      <w:t>2026-09-17</w:t>
+      <w:t>2026-09-18</w:t>
       <w:br/>
       <w:br/>
     </w:r>

--- a/klagomål/A 47274-2024 FSC-klagomål.docx
+++ b/klagomål/A 47274-2024 FSC-klagomål.docx
@@ -1184,7 +1184,7 @@
     <w:r>
       <w:tab/>
       <w:tab/>
-      <w:t>2026-09-18</w:t>
+      <w:t>2026-09-19</w:t>
       <w:br/>
       <w:br/>
     </w:r>

--- a/klagomål/A 47274-2024 FSC-klagomål.docx
+++ b/klagomål/A 47274-2024 FSC-klagomål.docx
@@ -1184,7 +1184,7 @@
     <w:r>
       <w:tab/>
       <w:tab/>
-      <w:t>2026-09-19</w:t>
+      <w:t>2026-09-21</w:t>
       <w:br/>
       <w:br/>
     </w:r>

--- a/klagomål/A 47274-2024 FSC-klagomål.docx
+++ b/klagomål/A 47274-2024 FSC-klagomål.docx
@@ -1184,7 +1184,7 @@
     <w:r>
       <w:tab/>
       <w:tab/>
-      <w:t>2026-09-21</w:t>
+      <w:t>2026-09-23</w:t>
       <w:br/>
       <w:br/>
     </w:r>

--- a/klagomål/A 47274-2024 FSC-klagomål.docx
+++ b/klagomål/A 47274-2024 FSC-klagomål.docx
@@ -1184,7 +1184,7 @@
     <w:r>
       <w:tab/>
       <w:tab/>
-      <w:t>2026-09-23</w:t>
+      <w:t>2026-09-24</w:t>
       <w:br/>
       <w:br/>
     </w:r>

--- a/klagomål/A 47274-2024 FSC-klagomål.docx
+++ b/klagomål/A 47274-2024 FSC-klagomål.docx
@@ -1184,7 +1184,7 @@
     <w:r>
       <w:tab/>
       <w:tab/>
-      <w:t>2026-09-24</w:t>
+      <w:t>2026-09-25</w:t>
       <w:br/>
       <w:br/>
     </w:r>

--- a/klagomål/A 47274-2024 FSC-klagomål.docx
+++ b/klagomål/A 47274-2024 FSC-klagomål.docx
@@ -1184,7 +1184,7 @@
     <w:r>
       <w:tab/>
       <w:tab/>
-      <w:t>2026-09-25</w:t>
+      <w:t>2026-09-26</w:t>
       <w:br/>
       <w:br/>
     </w:r>

--- a/klagomål/A 47274-2024 FSC-klagomål.docx
+++ b/klagomål/A 47274-2024 FSC-klagomål.docx
@@ -1184,7 +1184,7 @@
     <w:r>
       <w:tab/>
       <w:tab/>
-      <w:t>2026-09-26</w:t>
+      <w:t>2026-09-27</w:t>
       <w:br/>
       <w:br/>
     </w:r>

--- a/klagomål/A 47274-2024 FSC-klagomål.docx
+++ b/klagomål/A 47274-2024 FSC-klagomål.docx
@@ -1184,7 +1184,7 @@
     <w:r>
       <w:tab/>
       <w:tab/>
-      <w:t>2026-09-27</w:t>
+      <w:t>2026-09-28</w:t>
       <w:br/>
       <w:br/>
     </w:r>

--- a/klagomål/A 47274-2024 FSC-klagomål.docx
+++ b/klagomål/A 47274-2024 FSC-klagomål.docx
@@ -1184,7 +1184,7 @@
     <w:r>
       <w:tab/>
       <w:tab/>
-      <w:t>2026-09-28</w:t>
+      <w:t>2026-09-29</w:t>
       <w:br/>
       <w:br/>
     </w:r>

--- a/klagomål/A 47274-2024 FSC-klagomål.docx
+++ b/klagomål/A 47274-2024 FSC-klagomål.docx
@@ -1184,7 +1184,7 @@
     <w:r>
       <w:tab/>
       <w:tab/>
-      <w:t>2026-09-29</w:t>
+      <w:t>2026-09-30</w:t>
       <w:br/>
       <w:br/>
     </w:r>

--- a/klagomål/A 47274-2024 FSC-klagomål.docx
+++ b/klagomål/A 47274-2024 FSC-klagomål.docx
@@ -178,7 +178,7 @@
       <w:r>
         <w:drawing>
           <wp:inline xmlns:a="http://schemas.openxmlformats.org/drawingml/2006/main" xmlns:pic="http://schemas.openxmlformats.org/drawingml/2006/picture">
-            <wp:extent cx="5486400" cy="5245074"/>
+            <wp:extent cx="5486400" cy="5246959"/>
             <wp:docPr id="1" name="Picture 1"/>
             <wp:cNvGraphicFramePr>
               <a:graphicFrameLocks noChangeAspect="1"/>
@@ -199,7 +199,7 @@
                   <pic:spPr>
                     <a:xfrm>
                       <a:off x="0" y="0"/>
-                      <a:ext cx="5486400" cy="5245074"/>
+                      <a:ext cx="5486400" cy="5246959"/>
                     </a:xfrm>
                     <a:prstGeom prst="rect"/>
                   </pic:spPr>
@@ -221,7 +221,7 @@
     </w:p>
     <w:p>
       <w:r>
-        <w:t>I avverkningsanmälan finns fynd av 9 naturvårdsarter, varav 6 är rödlistade, 2 är fridlysta, 7 är typiska (T) och 2 är signalarter (S): knärot (VU, T, §8), dropptaggsvamp (NT, T), grönhjon (NT), motaggsvamp (NT, T), ullticka (NT, T), vedskivlav (NT, T), grönpyrola (S, T), svavelriska (S) och blåsippa (T, §9). Se Figur 1.</w:t>
+        <w:t>I avverkningsanmälan finns fynd av 18 naturvårdsarter, varav 7 är rödlistade, 6 är fridlysta, 13 är typiska (T) och 7 är signalarter (S): knärot (VU, T, §8), dropptaggsvamp (NT, T), grönhjon (NT), motaggsvamp (NT, T), talltita (NT, §4), ullticka (NT, T), vedskivlav (NT, T), björksplintborre (S), bronshjon (S, T), granbarkgnagare (S, T), grönpyrola (S, T), svavelriska (S), trådticka (S, T), vedticka (S, T), blåsippa (T, §9), spillkråka (T, §4), tjäder (T, §4) och lopplummer (aggregat) (§9). Se Figur 1.</w:t>
       </w:r>
     </w:p>
     <w:p>
@@ -296,7 +296,7 @@
     </w:p>
     <w:p>
       <w:r>
-        <w:t>I det avverkningsanmälda området finns 4 fyndplatser för knärot registrerade på Artportalen. Figur 2 visar gränserna för buffertzoner på 50 m, som behöver lämnas kring fyndplatserna för att knärotslokalerna inte ska försvinna vid en avverkning. Av det avverkningsanmälda området överlappar 2.85 ha med buffertzonerna och får av detta skäl inte avverkas.</w:t>
+        <w:t>I det avverkningsanmälda området finns 6 fyndplatser för knärot registrerade på Artportalen. Figur 2 visar gränserna för buffertzoner på 50 m, som behöver lämnas kring fyndplatserna för att knärotslokalerna inte ska försvinna vid en avverkning. Av det avverkningsanmälda området överlappar 3.10 ha med buffertzonerna och får av detta skäl inte avverkas.</w:t>
       </w:r>
     </w:p>
     <w:p>
@@ -403,6 +403,17 @@
         <w:rPr>
           <w:b/>
         </w:rPr>
+        <w:t>Talltita (NT, §4)</w:t>
+      </w:r>
+      <w:r>
+        <w:t>, rödlistad som nära hotad och prioriterad art i Skogsvårdslagen, har häckningsrevir i anmälan. Arten har minskat kraftigt de senaste 30 åren och minskningstakten innevarande 10-årsperiod beräknas till 20 (10–30) %. Talltitan är synnerligen trogen sitt cirka 15 hektar stora revir och är beroende av flerskiktade olikåldriga skogar för att kunna föda upp sina ungar. Talltitan försvinner om dess livsmiljö kalavverkas (Eggers &amp; Low, 2014; Ekman, 1979; Griesser et al, 2007; Klein, 2020; Siffczyk et al, 2003; SLU Artdatabanken, 2021).</w:t>
+      </w:r>
+    </w:p>
+    <w:p>
+      <w:r>
+        <w:rPr>
+          <w:b/>
+        </w:rPr>
         <w:t>Ullticka (NT)</w:t>
       </w:r>
       <w:r>
@@ -479,6 +490,57 @@
         <w:rPr>
           <w:b/>
         </w:rPr>
+        <w:t xml:space="preserve">Björksplintborre </w:t>
+      </w:r>
+      <w:r>
+        <w:t>är en skalbagge vars larvutveckling sker i bark på nyligen döda björkar, både stående träd och vindfällen. En prydlig rad med runda ventilationshål i barken ovanför modergången är synnerligen karaktäristiskt. Arten är knuten till lövrika blandskogar med en hög andel gamla träd, och starkt gynnad av naturliga störningar som torka, översvämningar, brand och stormfällningar. Talrika gnagspår kan tyda på biotoper med höga naturvärden, exempelvis för ovanliga hackspettar och andra, mer sällsynta vedinsekter. Larverna är omtyckt hackspettsföda (SLU Artdatabanken, 2025).</w:t>
+      </w:r>
+    </w:p>
+    <w:p>
+      <w:r>
+        <w:rPr>
+          <w:b/>
+        </w:rPr>
+        <w:t>Bronshjon</w:t>
+      </w:r>
+      <w:r>
+        <w:t xml:space="preserve"> är en skalbagge vars larvutveckling sker under grov bark på stammar av döda eller döende barrträd, främst gran, i mindre omfattning tall. Arten är knuten till äldre, naturskogslik granskog med inslag av torkande träd. Bronshjon är typisk art för </w:t>
+      </w:r>
+      <w:r>
+        <w:rPr>
+          <w:i/>
+        </w:rPr>
+        <w:t>9010 Taiga</w:t>
+      </w:r>
+      <w:r>
+        <w:t xml:space="preserve"> (SLU Artdatabanken, 2025).</w:t>
+      </w:r>
+    </w:p>
+    <w:p>
+      <w:r>
+        <w:rPr>
+          <w:b/>
+        </w:rPr>
+        <w:t xml:space="preserve">Granbarkgnagare </w:t>
+      </w:r>
+      <w:r>
+        <w:t xml:space="preserve">är en skalbagge vars larvutveckling sker i den tjocka ytterbarken på gamla och mycket grova levande granar. Man lägger lätt märke till angreppen på träden eftersom flera grova kläckhål ligger ganska tätt intill varandra på de grövre barkåsarna. Kläckhålen är runda och ca 1,5 mm breda. Granbarkgnagare är typisk art för </w:t>
+      </w:r>
+      <w:r>
+        <w:rPr>
+          <w:i/>
+        </w:rPr>
+        <w:t xml:space="preserve">9010 Taiga </w:t>
+      </w:r>
+      <w:r>
+        <w:t>(Ehnström, 2002; SLU Artdatabanken, 2025).</w:t>
+      </w:r>
+    </w:p>
+    <w:p>
+      <w:r>
+        <w:rPr>
+          <w:b/>
+        </w:rPr>
         <w:t xml:space="preserve">Grönpyrola </w:t>
       </w:r>
       <w:r>
@@ -508,6 +570,55 @@
         <w:rPr>
           <w:b/>
         </w:rPr>
+        <w:t xml:space="preserve">Trådticka </w:t>
+      </w:r>
+      <w:r>
+        <w:t xml:space="preserve">är knuten till grova granar i rikare ofta fuktiga miljöer. Den återfinns på både levande och döda träd samt stubbar och nyligen fallna träd. Karaktärsart för äldre fuktiga granskogsbiotoper, och i stor mängd är den en bra signalart för miljöer med andra rödlistade arter. Trådticka är typisk art för </w:t>
+      </w:r>
+      <w:r>
+        <w:rPr>
+          <w:i/>
+        </w:rPr>
+        <w:t xml:space="preserve">9010 Taiga </w:t>
+      </w:r>
+      <w:r>
+        <w:t xml:space="preserve">och </w:t>
+      </w:r>
+      <w:r>
+        <w:rPr>
+          <w:i/>
+        </w:rPr>
+        <w:t xml:space="preserve">9050 Näringsrik granskog </w:t>
+      </w:r>
+      <w:r>
+        <w:t>(SLU Artdatabanken, 2025).</w:t>
+      </w:r>
+    </w:p>
+    <w:p>
+      <w:r>
+        <w:rPr>
+          <w:b/>
+        </w:rPr>
+        <w:t xml:space="preserve">Vedticka </w:t>
+      </w:r>
+      <w:r>
+        <w:t xml:space="preserve">är en bra signalart söder om den naturliga norrlandsgränsen. Den är huvudsakligen knuten till äldre barrskogar där det föreligger långvarig kontinuitet av död barrved. Vedticka är typisk art för </w:t>
+      </w:r>
+      <w:r>
+        <w:rPr>
+          <w:i/>
+        </w:rPr>
+        <w:t xml:space="preserve">9010 Taiga </w:t>
+      </w:r>
+      <w:r>
+        <w:t>(Nitare &amp; Skogsstyrelsen, 2019; SLU Artdatabanken, 2025).</w:t>
+      </w:r>
+    </w:p>
+    <w:p>
+      <w:r>
+        <w:rPr>
+          <w:b/>
+        </w:rPr>
         <w:t>Blåsippa (§9)</w:t>
       </w:r>
       <w:r>
@@ -530,6 +641,64 @@
       </w:r>
       <w:r>
         <w:t xml:space="preserve"> (SLU Artdatabanken, 2025).</w:t>
+      </w:r>
+    </w:p>
+    <w:p>
+      <w:r>
+        <w:rPr>
+          <w:b/>
+        </w:rPr>
+        <w:t>Spillkråka (§4)</w:t>
+      </w:r>
+      <w:r>
+        <w:t xml:space="preserve"> omfattas av bilaga 1 i EU:s fågeldirektiv och är typisk art för </w:t>
+      </w:r>
+      <w:r>
+        <w:rPr>
+          <w:i/>
+        </w:rPr>
+        <w:t xml:space="preserve">9010 Taiga </w:t>
+      </w:r>
+      <w:r>
+        <w:t>och</w:t>
+      </w:r>
+      <w:r>
+        <w:rPr>
+          <w:i/>
+        </w:rPr>
+        <w:t xml:space="preserve"> 9740 Skogsbevuxen myr</w:t>
+      </w:r>
+      <w:r>
+        <w:t>. Den behöver grova träd, främst tall, asp och bok som boträd. Skogsbruk med korta omloppstider och täta, homogena ungskogar utgör det största hotet. Spillkråka är en nyckelart i skogliga miljöer vars övergivna bohål utnyttjas av flera andra hålhäckande fågelarter och fladdermöss, däribland pärluggla (EN, §4), knipa (§4), salskrake (§4) och skogsduva (§4). Hökuggla (VU, §4) och slaguggla (§4) häckar ofta i högstubbar som brutits av i höjd med ett gammalt spillkråkebo (SLU Artdatabanken, 2026; Skogsstyrelsen, 2016).</w:t>
+      </w:r>
+    </w:p>
+    <w:p>
+      <w:r>
+        <w:rPr>
+          <w:b/>
+        </w:rPr>
+        <w:t>Tjäder (§4)</w:t>
+      </w:r>
+      <w:r>
+        <w:t xml:space="preserve"> omfattas av bilaga 1 och 2 EU:s fågeldirektiv och är typisk art för </w:t>
+      </w:r>
+      <w:r>
+        <w:rPr>
+          <w:i/>
+        </w:rPr>
+        <w:t xml:space="preserve">9010 Taiga </w:t>
+      </w:r>
+      <w:r>
+        <w:t xml:space="preserve">och </w:t>
+      </w:r>
+      <w:r>
+        <w:rPr>
+          <w:i/>
+        </w:rPr>
+        <w:t>9740 Skogsbevuxen myr</w:t>
+      </w:r>
+      <w:r>
+        <w:t>. Tjädern är en utpräglad skogsfågel knuten till större sammanhängande barrskogsområden. Tupparna och hönorna utnyttjar till viss del olika miljöer, och habitatvalet varierar dessutom mellan olika delar av året. För att det ska finnas livskraftiga tjäderbestånd krävs funktionella skogslandskap med en blandning av uppvuxen, gles och luckig skog, täta sumpskogar, myrar och andra små våtmarker. Arten försvinner när skogen fragmenteras och den sammanlagda arealen hyggen och andra öppna områden blir för stor. Ett småskaligt och försiktigt virkesuttag genom hyggesfria metoder kan i vissa fall vara möjligt i området inom 200 m från lekcentrum. Längre ut från lekcentrum, inom 200–500 m bör den avverkade ytan inte överskrida 1 hektar för att undvika alltför stora och snabba förändringar (Skogsstyrelsen, 2019; SLU Artdatabanken, 2024).</w:t>
       </w:r>
     </w:p>
     <w:p>
@@ -584,6 +753,22 @@
       <w:r>
         <w:t>I den avverkningsanmälda skogen har fridlysta arter sina livsmiljöer och växtplatser. Att skada de fridlysta arternas livsmiljöer, växtplatser eller ekologiska funktion är inte tillåtet enligt artskyddsförordningen.</w:t>
       </w:r>
+      <w:r>
+        <w:rPr>
+          <w:i/>
+        </w:rPr>
+        <w:t xml:space="preserve"> EU:s medlemsländer och skogsbolag är skyldiga att agera i enlighet med EU:s fågeldirektiv där det uttryckligen står att direktivet gäller för fåglar samt för deras ägg, bon och </w:t>
+      </w:r>
+      <w:r>
+        <w:rPr>
+          <w:b/>
+          <w:i/>
+        </w:rPr>
+        <w:t xml:space="preserve">livsmiljöer </w:t>
+      </w:r>
+      <w:r>
+        <w:t>(artikel 1). Vidare att de åtgärder som vidtas inte får leda till en försämring av den nuvarande situationen beträffande bevarandet av de fågelarter som avses i artikel 1 (artikel 13).</w:t>
+      </w:r>
     </w:p>
     <w:p>
       <w:r>
@@ -622,7 +807,7 @@
         <w:rPr>
           <w:i/>
         </w:rPr>
-        <w:t>I det avverkningsanmälda skogsområdet har 9 naturvårdsarter varav 6 rödlistade arter sina livsmiljöer och växtplatser.</w:t>
+        <w:t>I det avverkningsanmälda skogsområdet har 18 naturvårdsarter varav 7 rödlistade arter sina livsmiljöer och växtplatser.</w:t>
       </w:r>
     </w:p>
     <w:p>
@@ -1054,6 +1239,267 @@
       </w:r>
       <w:r>
         <w:t>SLU Artdatabanken, Uppsala.</w:t>
+      </w:r>
+    </w:p>
+    <w:p>
+      <w:pPr>
+        <w:pStyle w:val="Heading1"/>
+      </w:pPr>
+      <w:r>
+        <w:t>Talltita – ekologi samt krav på livsmiljön</w:t>
+      </w:r>
+    </w:p>
+    <w:p>
+      <w:r>
+        <w:t>Talltita är rödlistad som NT, fridlyst och prioriterad art i Skogsvårdslagen. Den omfattas av EU:s fågeldirektiv. Arten har minskat kraftigt de senaste 30 åren och minskningstakten innevarande 10-årsperiod beräknas till 20 (10–30) % (SLU Artdatabanken, 2022).</w:t>
+      </w:r>
+    </w:p>
+    <w:p>
+      <w:r>
+        <w:t>Talltita föredrar större sammanhängande barrskogar, och finns såväl i tallskog som granskog och i lövblandad barrskog. Skogens struktur är viktig och ska helst vara flerskiktad med riklig underväxt av mindre granar, björk och andra lövträd och buskar. Tillgång på murknande högstubbar är särskilt viktig, eftersom talltitan helst själv hackar ut sitt bohål (SLU Artdatabanken, 2022).</w:t>
+      </w:r>
+    </w:p>
+    <w:p>
+      <w:r>
+        <w:t>Det finns flera studier som visar att talltita är känslig för gallring och inte överlever när dess livsmiljö kalavverkas (Eggers and Low, 2014; Griesser et al., 2007; Klein, 2020). Talltitans revir är förhållandevis stora, 10–20 hektar och arten missgynnas när skogen fragmenteras. Kalavverkning av större delar av reviret innebär att det överges (Artdatabanken, 2021).</w:t>
+      </w:r>
+    </w:p>
+    <w:p>
+      <w:r>
+        <w:t>Talltitan är synnerligen trogen sitt revir så länge paret lever och biotopen förblir intakt. Paret stannar i sitt revir året om. En förlust av ett revir har därför en stor inverkan på den lokala populationen och trakthyggesbruket anses vara orsak till den svenska populationens kraftiga minskning. Talltiteparets revirtrohet innebär att närhelst under året man observerar en adult talltita så ingår denna plats i reviret (Siffczyk et al., 2003; Ekman, 1979).</w:t>
+      </w:r>
+    </w:p>
+    <w:p>
+      <w:pPr>
+        <w:pStyle w:val="Heading2"/>
+      </w:pPr>
+      <w:r>
+        <w:t>Referenser – talltita</w:t>
+      </w:r>
+    </w:p>
+    <w:p>
+      <w:r>
+        <w:t xml:space="preserve">Eggers, S., Low, M., 2014. </w:t>
+      </w:r>
+      <w:r>
+        <w:rPr>
+          <w:i/>
+        </w:rPr>
+        <w:t xml:space="preserve">Differential demographic responses of sympatric Parids to vegetation management in boreal forest. </w:t>
+      </w:r>
+      <w:r>
+        <w:t>For. Ecol. Manage. 319, 169–175.</w:t>
+      </w:r>
+    </w:p>
+    <w:p>
+      <w:r>
+        <w:t xml:space="preserve">Ekman, J., 1979. </w:t>
+      </w:r>
+      <w:r>
+        <w:rPr>
+          <w:i/>
+        </w:rPr>
+        <w:t xml:space="preserve">Coherence, composition and territories of winter social groups of the Willow Tit Parus montanus and the Crested Tit P. cristatus. </w:t>
+      </w:r>
+      <w:r>
+        <w:t>Ornis Scandinavica, 10, pp 56–68</w:t>
+      </w:r>
+    </w:p>
+    <w:p>
+      <w:r>
+        <w:t xml:space="preserve">Griesser, M., Nystrand, M., Eggers, S., Ekman, J., 2007. </w:t>
+      </w:r>
+      <w:r>
+        <w:rPr>
+          <w:i/>
+        </w:rPr>
+        <w:t xml:space="preserve">Impact of forestry practices on fitness correlates and population productivity in an open-nesting bird species. </w:t>
+      </w:r>
+      <w:r>
+        <w:t>Conserv. Biol. 21, 767–774. https://doi.org/10.1111/j.1523- 1739.2007.00675.x</w:t>
+      </w:r>
+    </w:p>
+    <w:p>
+      <w:r>
+        <w:t xml:space="preserve">Klein, J., 2020. </w:t>
+      </w:r>
+      <w:r>
+        <w:rPr>
+          <w:i/>
+        </w:rPr>
+        <w:t xml:space="preserve">The forgotten forest – On thinning, retention, and biodiversity in the boreal forest. </w:t>
+      </w:r>
+      <w:r>
+        <w:t>Doctoral Thesis No. 2020:50</w:t>
+      </w:r>
+    </w:p>
+    <w:p>
+      <w:r>
+        <w:t xml:space="preserve">Siffczyk, C., Brotons, L., Kangas, K., Orell, M., 2003. </w:t>
+      </w:r>
+      <w:r>
+        <w:rPr>
+          <w:i/>
+        </w:rPr>
+        <w:t xml:space="preserve">Home range size of willow tits. </w:t>
+      </w:r>
+      <w:r>
+        <w:t>Oecologica, 136, 635–642 (2003)</w:t>
+      </w:r>
+    </w:p>
+    <w:p>
+      <w:r>
+        <w:t xml:space="preserve">SLU Artdatabanken, 2021. </w:t>
+      </w:r>
+      <w:r>
+        <w:rPr>
+          <w:i/>
+        </w:rPr>
+        <w:t xml:space="preserve">Artfaktablad. Naturvård – artfakta. </w:t>
+      </w:r>
+      <w:r>
+        <w:t>SLU Artdatabanken, Uppsala</w:t>
+      </w:r>
+    </w:p>
+    <w:p>
+      <w:pPr>
+        <w:pStyle w:val="Heading1"/>
+      </w:pPr>
+      <w:r>
+        <w:t>Spillkråka – ekologi samt krav på livsmiljön</w:t>
+      </w:r>
+    </w:p>
+    <w:p>
+      <w:r>
+        <w:t xml:space="preserve">Spillkråka (§4) ingår i bilaga 1 EU:s fågeldirektiv och är typisk art för </w:t>
+      </w:r>
+      <w:r>
+        <w:rPr>
+          <w:i/>
+        </w:rPr>
+        <w:t xml:space="preserve">9010 Taiga </w:t>
+      </w:r>
+      <w:r>
+        <w:t>och</w:t>
+      </w:r>
+      <w:r>
+        <w:rPr>
+          <w:i/>
+        </w:rPr>
+        <w:t xml:space="preserve"> 9740 Skogsbevuxen myr</w:t>
+      </w:r>
+      <w:r>
+        <w:t>. Den lever i både barr- och blandskog liksom i ren lövskog. De tätaste populationerna tenderar att finnas i äldre, variationsrik blandskog med gott om död ved och gamla träd. Varje par utnyttjar 400–1000 hektar skog beroende på skogens kvalitet. Skogsbruk med korta omloppstider och täta, homogena ungskogar utgör det största hotet (SLU Artdatabanken, 2026).</w:t>
+      </w:r>
+    </w:p>
+    <w:p>
+      <w:r>
+        <w:t>Spillkråka är en nyckelart i skogliga miljöer vars övergivna bohål utnyttjas av flera andra hålhäckande fågelarter och fladdermöss, däribland pärluggla (EN, §4), knipa (§4), salskrake (§4) och skogsduva (§4). Hökuggla (VU, §4) och slaguggla (§4) häckar ofta i högstubbar som brutits av i höjd med ett gammalt spillkråkebo (Skogsstyrelsen, 2016).</w:t>
+      </w:r>
+    </w:p>
+    <w:p>
+      <w:pPr>
+        <w:pStyle w:val="Heading2"/>
+      </w:pPr>
+      <w:r>
+        <w:t>Referenser – spillkråka</w:t>
+      </w:r>
+    </w:p>
+    <w:p>
+      <w:r>
+        <w:t xml:space="preserve">Skogsstyrelsen, 2016. </w:t>
+      </w:r>
+      <w:r>
+        <w:rPr>
+          <w:i/>
+        </w:rPr>
+        <w:t xml:space="preserve">Vägledning för hänsyn till spillkråka. </w:t>
+      </w:r>
+      <w:r>
+        <w:t>Vägledningar och kunskapsstöd artskydd – Skogsstyrelsen.</w:t>
+      </w:r>
+    </w:p>
+    <w:p>
+      <w:r>
+        <w:t xml:space="preserve">SLU Artdatabanken, 2026. </w:t>
+      </w:r>
+      <w:r>
+        <w:rPr>
+          <w:i/>
+        </w:rPr>
+        <w:t xml:space="preserve">Artfaktablad. Naturvård – artfakta. </w:t>
+      </w:r>
+      <w:r>
+        <w:t>SLU Artdatabanken, Uppsala.</w:t>
+      </w:r>
+    </w:p>
+    <w:p>
+      <w:pPr>
+        <w:pStyle w:val="Heading1"/>
+      </w:pPr>
+      <w:r>
+        <w:t>Tjäder – ekologi samt krav på livsmiljön</w:t>
+      </w:r>
+    </w:p>
+    <w:p>
+      <w:r>
+        <w:t xml:space="preserve">Tjäder (§4) omfattas av bilaga 1 och 2 EU:s fågeldirektiv och är typisk art för </w:t>
+      </w:r>
+      <w:r>
+        <w:rPr>
+          <w:i/>
+        </w:rPr>
+        <w:t xml:space="preserve">9010 Taiga </w:t>
+      </w:r>
+      <w:r>
+        <w:t xml:space="preserve">och </w:t>
+      </w:r>
+      <w:r>
+        <w:rPr>
+          <w:i/>
+        </w:rPr>
+        <w:t>9740 Skogsbevuxen myr</w:t>
+      </w:r>
+      <w:r>
+        <w:t>. Tjädern är en utpräglad skogsfågel knuten till större sammanhängande barrskogsområden. Tupparna och hönorna utnyttjar till viss del olika miljöer, och habitatvalet varierar dessutom mellan olika delar av året. För att det ska finnas livskraftiga tjäderbestånd krävs funktionella skogslandskap med en blandning av uppvuxen, gles och luckig skog, täta sumpskogar, myrar och andra små våtmarker (Skogsstyrelsen, 2019; SLU Artdatabanken 2024).</w:t>
+      </w:r>
+    </w:p>
+    <w:p>
+      <w:r>
+        <w:t>Arten försvinner när skogen fragmenteras och den sammanlagda arealen hyggen och andra öppna områden blir för stor. Ett småskaligt och försiktigt virkesuttag genom hyggesfria metoder kan i vissa fall vara möjligt i området inom 200 m från lekcentrum. Längre ut från lekcentrum, inom 200–500 m bör den avverkade ytan inte överskrida 1 hektar för att undvika alltför stora och snabba förändringar (Skogsstyrelsen, 2019).</w:t>
+      </w:r>
+    </w:p>
+    <w:p>
+      <w:pPr>
+        <w:pStyle w:val="Heading2"/>
+      </w:pPr>
+      <w:r>
+        <w:t>Referenser – tjäder</w:t>
+      </w:r>
+    </w:p>
+    <w:p>
+      <w:r>
+        <w:t xml:space="preserve">Skogsstyrelsen, 2019. </w:t>
+      </w:r>
+      <w:r>
+        <w:rPr>
+          <w:i/>
+        </w:rPr>
+        <w:t>Vägledning för hänsyn till fåglar – tjäder.</w:t>
+      </w:r>
+    </w:p>
+    <w:p>
+      <w:r>
+        <w:t xml:space="preserve">SLU Artdatabanken, 2024. </w:t>
+      </w:r>
+      <w:r>
+        <w:rPr>
+          <w:i/>
+        </w:rPr>
+        <w:t xml:space="preserve">Artfaktablad. Naturvård – artfakta. </w:t>
+      </w:r>
+      <w:r>
+        <w:t>SLU Artdatabanken, Uppsala</w:t>
       </w:r>
     </w:p>
     <w:sectPr>
@@ -1184,7 +1630,7 @@
     <w:r>
       <w:tab/>
       <w:tab/>
-      <w:t>2026-09-30</w:t>
+      <w:t>2026-10-01</w:t>
       <w:br/>
       <w:br/>
     </w:r>

--- a/klagomål/A 47274-2024 FSC-klagomål.docx
+++ b/klagomål/A 47274-2024 FSC-klagomål.docx
@@ -1630,7 +1630,7 @@
     <w:r>
       <w:tab/>
       <w:tab/>
-      <w:t>2026-10-01</w:t>
+      <w:t>2026-10-02</w:t>
       <w:br/>
       <w:br/>
     </w:r>

--- a/klagomål/A 47274-2024 FSC-klagomål.docx
+++ b/klagomål/A 47274-2024 FSC-klagomål.docx
@@ -1630,7 +1630,7 @@
     <w:r>
       <w:tab/>
       <w:tab/>
-      <w:t>2026-10-02</w:t>
+      <w:t>2026-10-03</w:t>
       <w:br/>
       <w:br/>
     </w:r>

--- a/klagomål/A 47274-2024 FSC-klagomål.docx
+++ b/klagomål/A 47274-2024 FSC-klagomål.docx
@@ -1630,7 +1630,7 @@
     <w:r>
       <w:tab/>
       <w:tab/>
-      <w:t>2026-10-03</w:t>
+      <w:t>2026-10-04</w:t>
       <w:br/>
       <w:br/>
     </w:r>

--- a/klagomål/A 47274-2024 FSC-klagomål.docx
+++ b/klagomål/A 47274-2024 FSC-klagomål.docx
@@ -1630,7 +1630,7 @@
     <w:r>
       <w:tab/>
       <w:tab/>
-      <w:t>2026-10-04</w:t>
+      <w:t>2026-10-05</w:t>
       <w:br/>
       <w:br/>
     </w:r>

--- a/klagomål/A 47274-2024 FSC-klagomål.docx
+++ b/klagomål/A 47274-2024 FSC-klagomål.docx
@@ -1630,7 +1630,7 @@
     <w:r>
       <w:tab/>
       <w:tab/>
-      <w:t>2026-10-05</w:t>
+      <w:t>2026-10-06</w:t>
       <w:br/>
       <w:br/>
     </w:r>

--- a/klagomål/A 47274-2024 FSC-klagomål.docx
+++ b/klagomål/A 47274-2024 FSC-klagomål.docx
@@ -1630,7 +1630,7 @@
     <w:r>
       <w:tab/>
       <w:tab/>
-      <w:t>2026-10-06</w:t>
+      <w:t>2026-10-07</w:t>
       <w:br/>
       <w:br/>
     </w:r>

--- a/klagomål/A 47274-2024 FSC-klagomål.docx
+++ b/klagomål/A 47274-2024 FSC-klagomål.docx
@@ -1630,7 +1630,7 @@
     <w:r>
       <w:tab/>
       <w:tab/>
-      <w:t>2026-10-07</w:t>
+      <w:t>2026-10-08</w:t>
       <w:br/>
       <w:br/>
     </w:r>

--- a/klagomål/A 47274-2024 FSC-klagomål.docx
+++ b/klagomål/A 47274-2024 FSC-klagomål.docx
@@ -1630,7 +1630,7 @@
     <w:r>
       <w:tab/>
       <w:tab/>
-      <w:t>2026-10-08</w:t>
+      <w:t>2026-10-09</w:t>
       <w:br/>
       <w:br/>
     </w:r>

--- a/klagomål/A 47274-2024 FSC-klagomål.docx
+++ b/klagomål/A 47274-2024 FSC-klagomål.docx
@@ -1630,7 +1630,7 @@
     <w:r>
       <w:tab/>
       <w:tab/>
-      <w:t>2026-10-09</w:t>
+      <w:t>2026-10-10</w:t>
       <w:br/>
       <w:br/>
     </w:r>

--- a/klagomål/A 47274-2024 FSC-klagomål.docx
+++ b/klagomål/A 47274-2024 FSC-klagomål.docx
@@ -1630,7 +1630,7 @@
     <w:r>
       <w:tab/>
       <w:tab/>
-      <w:t>2026-10-10</w:t>
+      <w:t>2026-10-11</w:t>
       <w:br/>
       <w:br/>
     </w:r>

--- a/klagomål/A 47274-2024 FSC-klagomål.docx
+++ b/klagomål/A 47274-2024 FSC-klagomål.docx
@@ -1630,7 +1630,7 @@
     <w:r>
       <w:tab/>
       <w:tab/>
-      <w:t>2026-10-11</w:t>
+      <w:t>2026-10-12</w:t>
       <w:br/>
       <w:br/>
     </w:r>

--- a/klagomål/A 47274-2024 FSC-klagomål.docx
+++ b/klagomål/A 47274-2024 FSC-klagomål.docx
@@ -1630,7 +1630,7 @@
     <w:r>
       <w:tab/>
       <w:tab/>
-      <w:t>2026-10-12</w:t>
+      <w:t>2026-10-13</w:t>
       <w:br/>
       <w:br/>
     </w:r>

--- a/klagomål/A 47274-2024 FSC-klagomål.docx
+++ b/klagomål/A 47274-2024 FSC-klagomål.docx
@@ -1630,7 +1630,7 @@
     <w:r>
       <w:tab/>
       <w:tab/>
-      <w:t>2026-10-13</w:t>
+      <w:t>2026-10-14</w:t>
       <w:br/>
       <w:br/>
     </w:r>

--- a/klagomål/A 47274-2024 FSC-klagomål.docx
+++ b/klagomål/A 47274-2024 FSC-klagomål.docx
@@ -1630,7 +1630,7 @@
     <w:r>
       <w:tab/>
       <w:tab/>
-      <w:t>2026-10-14</w:t>
+      <w:t>2026-10-15</w:t>
       <w:br/>
       <w:br/>
     </w:r>

--- a/klagomål/A 47274-2024 FSC-klagomål.docx
+++ b/klagomål/A 47274-2024 FSC-klagomål.docx
@@ -1630,7 +1630,7 @@
     <w:r>
       <w:tab/>
       <w:tab/>
-      <w:t>2026-10-15</w:t>
+      <w:t>2026-10-16</w:t>
       <w:br/>
       <w:br/>
     </w:r>

--- a/klagomål/A 47274-2024 FSC-klagomål.docx
+++ b/klagomål/A 47274-2024 FSC-klagomål.docx
@@ -1630,7 +1630,7 @@
     <w:r>
       <w:tab/>
       <w:tab/>
-      <w:t>2026-10-16</w:t>
+      <w:t>2026-10-17</w:t>
       <w:br/>
       <w:br/>
     </w:r>

--- a/klagomål/A 47274-2024 FSC-klagomål.docx
+++ b/klagomål/A 47274-2024 FSC-klagomål.docx
@@ -1630,7 +1630,7 @@
     <w:r>
       <w:tab/>
       <w:tab/>
-      <w:t>2026-10-17</w:t>
+      <w:t>2026-10-18</w:t>
       <w:br/>
       <w:br/>
     </w:r>

--- a/klagomål/A 47274-2024 FSC-klagomål.docx
+++ b/klagomål/A 47274-2024 FSC-klagomål.docx
@@ -1630,7 +1630,7 @@
     <w:r>
       <w:tab/>
       <w:tab/>
-      <w:t>2026-10-18</w:t>
+      <w:t>2026-10-19</w:t>
       <w:br/>
       <w:br/>
     </w:r>

--- a/klagomål/A 47274-2024 FSC-klagomål.docx
+++ b/klagomål/A 47274-2024 FSC-klagomål.docx
@@ -1630,7 +1630,7 @@
     <w:r>
       <w:tab/>
       <w:tab/>
-      <w:t>2026-10-19</w:t>
+      <w:t>2026-10-20</w:t>
       <w:br/>
       <w:br/>
     </w:r>

--- a/klagomål/A 47274-2024 FSC-klagomål.docx
+++ b/klagomål/A 47274-2024 FSC-klagomål.docx
@@ -1630,7 +1630,7 @@
     <w:r>
       <w:tab/>
       <w:tab/>
-      <w:t>2026-10-20</w:t>
+      <w:t>2026-10-21</w:t>
       <w:br/>
       <w:br/>
     </w:r>

--- a/klagomål/A 47274-2024 FSC-klagomål.docx
+++ b/klagomål/A 47274-2024 FSC-klagomål.docx
@@ -1630,7 +1630,7 @@
     <w:r>
       <w:tab/>
       <w:tab/>
-      <w:t>2026-10-21</w:t>
+      <w:t>2026-10-22</w:t>
       <w:br/>
       <w:br/>
     </w:r>

--- a/klagomål/A 47274-2024 FSC-klagomål.docx
+++ b/klagomål/A 47274-2024 FSC-klagomål.docx
@@ -1630,7 +1630,7 @@
     <w:r>
       <w:tab/>
       <w:tab/>
-      <w:t>2026-10-22</w:t>
+      <w:t>2026-10-23</w:t>
       <w:br/>
       <w:br/>
     </w:r>

--- a/klagomål/A 47274-2024 FSC-klagomål.docx
+++ b/klagomål/A 47274-2024 FSC-klagomål.docx
@@ -1630,7 +1630,7 @@
     <w:r>
       <w:tab/>
       <w:tab/>
-      <w:t>2026-10-23</w:t>
+      <w:t>2026-10-24</w:t>
       <w:br/>
       <w:br/>
     </w:r>

--- a/klagomål/A 47274-2024 FSC-klagomål.docx
+++ b/klagomål/A 47274-2024 FSC-klagomål.docx
@@ -1630,7 +1630,7 @@
     <w:r>
       <w:tab/>
       <w:tab/>
-      <w:t>2026-10-24</w:t>
+      <w:t>2026-10-25</w:t>
       <w:br/>
       <w:br/>
     </w:r>

--- a/klagomål/A 47274-2024 FSC-klagomål.docx
+++ b/klagomål/A 47274-2024 FSC-klagomål.docx
@@ -1630,7 +1630,7 @@
     <w:r>
       <w:tab/>
       <w:tab/>
-      <w:t>2026-10-25</w:t>
+      <w:t>2026-10-26</w:t>
       <w:br/>
       <w:br/>
     </w:r>

--- a/klagomål/A 47274-2024 FSC-klagomål.docx
+++ b/klagomål/A 47274-2024 FSC-klagomål.docx
@@ -1630,7 +1630,7 @@
     <w:r>
       <w:tab/>
       <w:tab/>
-      <w:t>2026-10-26</w:t>
+      <w:t>2026-10-27</w:t>
       <w:br/>
       <w:br/>
     </w:r>

--- a/klagomål/A 47274-2024 FSC-klagomål.docx
+++ b/klagomål/A 47274-2024 FSC-klagomål.docx
@@ -1630,7 +1630,7 @@
     <w:r>
       <w:tab/>
       <w:tab/>
-      <w:t>2026-10-27</w:t>
+      <w:t>2026-10-28</w:t>
       <w:br/>
       <w:br/>
     </w:r>

--- a/klagomål/A 47274-2024 FSC-klagomål.docx
+++ b/klagomål/A 47274-2024 FSC-klagomål.docx
@@ -1630,7 +1630,7 @@
     <w:r>
       <w:tab/>
       <w:tab/>
-      <w:t>2026-10-28</w:t>
+      <w:t>2026-10-29</w:t>
       <w:br/>
       <w:br/>
     </w:r>

--- a/klagomål/A 47274-2024 FSC-klagomål.docx
+++ b/klagomål/A 47274-2024 FSC-klagomål.docx
@@ -1630,7 +1630,7 @@
     <w:r>
       <w:tab/>
       <w:tab/>
-      <w:t>2026-10-29</w:t>
+      <w:t>2026-10-31</w:t>
       <w:br/>
       <w:br/>
     </w:r>
